--- a/zht/docx/14.content.docx
+++ b/zht/docx/14.content.docx
@@ -136,13 +136,6 @@
         <w:rPr>
           <w:lang w:val="zh_TW" w:bidi="zh_TW"/>
         </w:rPr>
-      </w:r>
-      <w:r>
-        <w:rPr>
-          <w:i/>
-          <w:lang w:val="zh_TW" w:bidi="zh_TW"/>
-        </w:rPr>
-        <w:t>歷代志下 1:1, 歷代志下 1:2–5, 歷代志下 1:6–7, 歷代志下 1:8–10, 歷代志下 1:11, 歷代志下 1:12, 歷代志下 1:14–15, 歷代志下 2:1–3, 歷代志下 2:4–5, 歷代志下 2:7, 歷代志下 2:8–9, 歷代志下 2:11–12, 歷代志下 2:13–14, 歷代志下 2:16, 歷代志下 3:1–2, 歷代志下 3:3, 歷代志下 3:4, 歷代志下 3:8–9, 歷代志下 3:15–17, 歷代志下 4:1, 歷代志下 4:2, 歷代志下 4:6, 歷代志下 4:7, 歷代志下 4:12–13, 歷代志下 4:14–16, 歷代志下 4:18, 歷代志下 4:20, 歷代志下 5:1, 歷代志下 5:2–3, 歷代志下 5:4–6, 歷代志下 5:7–8, 歷代志下 5:9–10, 歷代志下 5:11–12, 歷代志下 5:13, 歷代志下 5:14, 歷代志下 6:1–2, 歷代志下 6:4–6, 歷代志下 6:7–9, 歷代志下 6:10–11, 歷代志下 6:12–13, 歷代志下 6:14–15, 歷代志下 6:16–17, 歷代志下 6:19–20, 歷代志下 6:21, 歷代志下 6:22–23, 歷代志下 6:24–25, 歷代志下 6:26–27, 歷代志下 6:28–31, 歷代志下 6:32–33, 歷代志下 6:36–39, 歷代志下 6:40–42, 歷代志下 7:1, 歷代志下 7:3, 歷代志下 7:4–5, 歷代志下 7:7, 歷代志下 7:8–10, 歷代志下 7:11, 歷代志下 7:14, 歷代志下 7:16, 歷代志下 7:17–18, 歷代志下 7:19–20, 歷代志下 7:21–22, 歷代志下 8:1–2, 歷代志下 8:6, 歷代志下 8:7–8, 歷代志下 8:9–10, 歷代志下 8:11, 歷代志下 8:12–13, 歷代志下 8:14, 歷代志下 8:14–15, 歷代志下 8:16, 歷代志下 9:1, 歷代志下 9:1–2, 歷代志下 9:3–4, 歷代志下 9:6, 歷代志下 9:8, 歷代志下 9:12, 歷代志下 9:13, 歷代志下 9:14, 歷代志下 9:16, 歷代志下 9:17, 歷代志下 9:20, 歷代志下 9:22–23, 歷代志下 9:26, 歷代志下 9:29–30, 歷代志下 10:1, 歷代志下 10:2, 歷代志下 10:3–4, 歷代志下 10:6–7, 歷代志下 10:8–9, 歷代志下 10:10–11, 歷代志下 10:12–14, 歷代志下 10:15, 歷代志下 10:16, 歷代志下 10:18, 歷代志下 11:1, 歷代志下 11:2–4, 歷代志下 11:5–10, 歷代志下 11:11–12, 歷代志下 11:13–14, 歷代志下 11:14–15, 歷代志下 11:16–17, 歷代志下 11:22–23, 歷代志下 12:1, 歷代志下 12:2, 歷代志下 12:5–6, 歷代志下 12:7, 歷代志下 12:8, 歷代志下 12:9, 歷代志下 12:12, 歷代志下 12:13–14, 歷代志下 12:16, 歷代志下 13:2, 歷代志下 13:4, 歷代志下 13:7, 歷代志下 13:8, 歷代志下 13:10, 歷代志下 13:12, 歷代志下 13:13, 歷代志下 13:18, 歷代志下 13:20, 歷代志下 14:2–3, 歷代志下 14:5–6, 歷代志下 14:7, 歷代志下 14:9–11, 歷代志下 14:12, 歷代志下 14:14, 歷代志下 15:1–2, 歷代志下 15:3, 歷代志下 15:5, 歷代志下 15:6, 歷代志下 15:8, 歷代志下 15:9, 歷代志下 15:12, 歷代志下 15:13, 歷代志下 15:15, 歷代志下 15:17, 歷代志下 15:19, 歷代志下 16:1, 歷代志下 16:2–3, 歷代志下 16:3, 歷代志下 16:4–6, 歷代志下 16:7–8, 歷代志下 16:9, 歷代志下 16:10, 歷代志下 16:12, 歷代志下 16:14, 歷代志下 17:2, 歷代志下 17:3, 歷代志下 17:4, 歷代志下 17:6, 歷代志下 17:9, 歷代志下 17:10, 歷代志下 17:12, 歷代志下 17:16, 歷代志下 17:17, 歷代志下 18:1, 歷代志下 18:4, 歷代志下 18:7, 歷代志下 18:11, 歷代志下 18:12, 歷代志下 18:16, 歷代志下 18:18, 歷代志下 18:19, 歷代志下 18:21, 歷代志下 18:22, 歷代志下 18:26, 歷代志下 18:27, 歷代志下 18:30, 歷代志下 18:32, 歷代志下 18:34, 歷代志下 19:3, 歷代志下 19:5, 歷代志下 19:6, 歷代志下 19:9, 歷代志下 19:10, 歷代志下 19:11, 歷代志下 20:1, 歷代志下 20:4, 歷代志下 20:5, 歷代志下 20:9, 歷代志下 20:10, 歷代志下 20:13, 歷代志下 20:15, 歷代志下 20:17, 歷代志下 20:18, 歷代志下 20:21, 歷代志下 20:22, 歷代志下 20:24, 歷代志下 20:25, 歷代志下 20:27, 歷代志下 20:30, 歷代志下 20:32, 歷代志下 20:37, 歷代志下 21:3, 歷代志下 21:4, 歷代志下 21:7, 歷代志下 21:10, 歷代志下 21:11, 歷代志下 21:15, 歷代志下 21:17, 歷代志下 21:19, 歷代志下 22:3, 歷代志下 22:4, 歷代志下 22:6, 歷代志下 22:7, 歷代志下 22:9, 歷代志下 22:10, 歷代志下 22:12, 歷代志下 23:3, 歷代志下 23:4, 歷代志下 23:7, 歷代志下 23:8, 歷代志下 23:11, 歷代志下 23:12, 歷代志下 23:13, 歷代志下 23:14, 歷代志下 23:16, 歷代志下 23:19, 歷代志下 23:20, 歷代志下 24:2, 歷代志下 24:5, 歷代志下 24:7, 歷代志下 24:8, 歷代志下 24:10, 歷代志下 24:11, 歷代志下 24:13, 歷代志下 24:16, 歷代志下 24:19, 歷代志下 24:20, 歷代志下 24:22, 歷代志下 24:24, 歷代志下 24:25, 歷代志下 25:1, 歷代志下 25:2, 歷代志下 25:3–4, 歷代志下 25:5–6, 歷代志下 25:7, 歷代志下 25:8, 歷代志下 25:9, 歷代志下 25:10, 歷代志下 25:11, 歷代志下 25:12, 歷代志下 25:13, 歷代志下 25:14, 歷代志下 25:15, 歷代志下 25:16, 歷代志下 25:17, 歷代志下 25:18–19, 歷代志下 25:20, 歷代志下 25:21–22, 歷代志下 25:23–24, 歷代志下 25:25, 歷代志下 25:26, 歷代志下 25:27, 歷代志下 25:27–28, 歷代志下 26:1, 歷代志下 26:2, 歷代志下 26:4–5, 歷代志下 26:5, 歷代志下 26:6–8, 歷代志下 26:9–10, 歷代志下 26:10, 歷代志下 26:11, 歷代志下 26:13, 歷代志下 26:14–15, 歷代志下 26:15, 歷代志下 26:16, 歷代志下 26:17–18, 歷代志下 26:19, 歷代志下 26:20, 歷代志下 26:21, 歷代志下 26:23, 歷代志下 27:1, 歷代志下 27:2, 歷代志下 27:3, 歷代志下 27:4, 歷代志下 27:5, 歷代志下 27:6, 歷代志下 27:9, 歷代志下 27:9 (#2), 歷代志下 28:1, 歷代志下 28:2, 歷代志下 28:3, 歷代志下 28:5–6, 歷代志下 28:8, 歷代志下 28:9, 歷代志下 28:9 (#2), 歷代志下 28:10–11, 歷代志下 28:13, 歷代志下 28:14–15, 歷代志下 28:16–18, 歷代志下 28:19, 歷代志下 28:21, 歷代志下 28:22–23, 歷代志下 28:24, 歷代志下 28:24–25, 歷代志下 28:26, 歷代志下 28:27, 歷代志下 29:1–2, 歷代志下 29:3–5, 歷代志下 29:6, 歷代志下 29:6–7, 歷代志下 29:8, 歷代志下 29:9, 歷代志下 29:10, 歷代志下 29:15, 歷代志下 29:16, 歷代志下 29:17, 歷代志下 29:18–19, 歷代志下 29:20–21, 歷代志下 29:22–24, 歷代志下 29:25, 歷代志下 29:27–28, 歷代志下 29:30, 歷代志下 29:31, 歷代志下 29:32–33, 歷代志下 29:34, 歷代志下 29:35–36, 歷代志下 30:1, 歷代志下 30:1 (#2), 歷代志下 30:2, 歷代志下 30:3, 歷代志下 30:4, 歷代志下 30:5, 歷代志下 30:5 (#2), 歷代志下 30:5 (#3), 歷代志下 30:6, 歷代志下 30:9, 歷代志下 30:10, 歷代志下 30:11, 歷代志下 30:12, 歷代志下 30:13, 歷代志下 30:14–15, 歷代志下 30:15, 歷代志下 30:16, 歷代志下 30:17, 歷代志下 30:18–19, 歷代志下 30:20, 歷代志下 30:21, 歷代志下 30:22, 歷代志下 30:23–24, 歷代志下 30:25, 歷代志下 30:26, 歷代志下 30:27, 歷代志下 31:1, 歷代志下 31:1 (#2), 歷代志下 31:2, 歷代志下 31:3, 歷代志下 31:4, 歷代志下 31:5, 歷代志下 31:6, 歷代志下 31:7, 歷代志下 31:8, 歷代志下 31:9–10, 歷代志下 31:11–12, 歷代志下 31:12, 歷代志下 31:16, 歷代志下 31:17, 歷代志下 31:18, 歷代志下 31:19, 歷代志下 31:20, 歷代志下 31:21, 歷代志下 32:1, 歷代志下 32:2–4, 歷代志下 32:5, 歷代志下 32:6–8, 歷代志下 32:9–10, 歷代志下 32:11, 歷代志下 32:13–14, 歷代志下 32:14–15, 歷代志下 32:16–17, 歷代志下 32:18, 歷代志下 32:20–21, 歷代志下 32:21, 歷代志下 32:22–23, 歷代志下 32:24–26, 歷代志下 32:27–29, 歷代志下 32:30–31, 歷代志下 32:32, 歷代志下 33:1–3, 歷代志下 33:6, 歷代志下 33:7, 歷代志下 33:10–11, 歷代志下 33:12–13, 歷代志下 33:14–15, 歷代志下 33:17, 歷代志下 33:18, 歷代志下 33:21–23, 歷代志下 33:24, 歷代志下 34:1–3, 歷代志下 34:4–5, 歷代志下 34:6–7, 歷代志下 34:8–9, 歷代志下 34:10–11, 歷代志下 34:12–13, 歷代志下 34:14, 歷代志下 34:19, 歷代志下 34:25, 歷代志下 34:26–28, 歷代志下 34:29–30, 歷代志下 34:31–32, 歷代志下 34:33, 歷代志下 35:1–2, 歷代志下 35:3, 歷代志下 35:6, 歷代志下 35:11–12, 歷代志下 35:16–17, 歷代志下 35:18, 歷代志下 35:20–21, 歷代志下 35:22, 歷代志下 35:23–24, 歷代志下 35:25, 歷代志下 35:26–27, 歷代志下 36:1–2, 歷代志下 36:3–4, 歷代志下 36:5, 歷代志下 36:6, 歷代志下 36:7, 歷代志下 36:8, 歷代志下 36:9, 歷代志下 36:10, 歷代志下 36:12, 歷代志下 36:13, 歷代志下 36:15–16, 歷代志下 36:17, 歷代志下 36:18–19, 歷代志下 36:20–21, 歷代志下 36:22–23</w:t>
       </w:r>
       <w:r>
         <w:rPr>

--- a/zht/docx/14.content.docx
+++ b/zht/docx/14.content.docx
@@ -123,19 +123,6 @@
           <w:lang w:val="zh_TW" w:bidi="zh_TW"/>
         </w:rPr>
         <w:t>2CH</w:t>
-      </w:r>
-      <w:r>
-        <w:rPr>
-          <w:lang w:val="zh_TW" w:bidi="zh_TW"/>
-        </w:rPr>
-      </w:r>
-    </w:p>
-    <w:p>
-      <w:pPr/>
-      <w:r>
-        <w:rPr>
-          <w:lang w:val="zh_TW" w:bidi="zh_TW"/>
-        </w:rPr>
       </w:r>
       <w:r>
         <w:rPr>

--- a/zht/docx/14.content.docx
+++ b/zht/docx/14.content.docx
@@ -19,7 +19,7 @@
         <w:rPr>
           <w:lang w:val="zh_TW" w:bidi="zh_TW"/>
         </w:rPr>
-        <w:t>Resource: 翻譯問題 (unfoldingWord)</w:t>
+        <w:t>Resource: unfoldingWord® Translation Questions</w:t>
       </w:r>
       <w:r>
         <w:rPr>
@@ -85,7 +85,7 @@
         <w:rPr>
           <w:lang w:val="zh_TW" w:bidi="zh_TW"/>
         </w:rPr>
-        <w:t>翻譯問題 (unfoldingWord)</w:t>
+        <w:t>unfoldingWord® Translation Questions</w:t>
       </w:r>
     </w:p>
     <w:p>
